--- a/a7/packages/A7 Unit 4 - Solving Problems with Rational Numbers/Answer Keys/A7 4.07  Question Bank - Additional Key.docx
+++ b/a7/packages/A7 Unit 4 - Solving Problems with Rational Numbers/Answer Keys/A7 4.07  Question Bank - Additional Key.docx
@@ -3667,65 +3667,6 @@
                 <w:rFonts w:ascii="FreeSerif" w:hAnsi="FreeSerif" w:eastAsia="FreeSerif"/>
                 <w:b w:val="0"/>
                 <w:i w:val="0"/>
-                <w:color w:val="9E1B32"/>
-                <w:sz w:val="22"/>
-              </w:rPr>
-              <w:t xml:space="preserve">●   </w:t>
-            </w:r>
-            <w:r>
-              <w:rPr>
-                <w:b/>
-                <w:i w:val="0"/>
-                <w:color w:val="9E1B32"/>
-                <w:sz w:val="22"/>
-              </w:rPr>
-              <w:t xml:space="preserve">A.  </w:t>
-            </w:r>
-            <w:r>
-              <w:drawing>
-                <wp:inline xmlns:a="http://schemas.openxmlformats.org/drawingml/2006/main" xmlns:pic="http://schemas.openxmlformats.org/drawingml/2006/picture">
-                  <wp:extent cx="1030224" cy="170688"/>
-                  <wp:docPr id="55" name="Picture 55"/>
-                  <wp:cNvGraphicFramePr>
-                    <a:graphicFrameLocks noChangeAspect="1"/>
-                  </wp:cNvGraphicFramePr>
-                  <a:graphic>
-                    <a:graphicData uri="http://schemas.openxmlformats.org/drawingml/2006/picture">
-                      <pic:pic>
-                        <pic:nvPicPr>
-                          <pic:cNvPr id="0" name="e1290041129732ec.png"/>
-                          <pic:cNvPicPr/>
-                        </pic:nvPicPr>
-                        <pic:blipFill>
-                          <a:blip r:embed="rId60"/>
-                          <a:stretch>
-                            <a:fillRect/>
-                          </a:stretch>
-                        </pic:blipFill>
-                        <pic:spPr>
-                          <a:xfrm>
-                            <a:off x="0" y="0"/>
-                            <a:ext cx="1030224" cy="170688"/>
-                          </a:xfrm>
-                          <a:prstGeom prst="rect"/>
-                        </pic:spPr>
-                      </pic:pic>
-                    </a:graphicData>
-                  </a:graphic>
-                </wp:inline>
-              </w:drawing>
-            </w:r>
-          </w:p>
-          <w:p>
-            <w:pPr>
-              <w:spacing w:before="40" w:after="40"/>
-              <w:ind w:left="1300" w:hanging="380"/>
-            </w:pPr>
-            <w:r>
-              <w:rPr>
-                <w:rFonts w:ascii="FreeSerif" w:hAnsi="FreeSerif" w:eastAsia="FreeSerif"/>
-                <w:b w:val="0"/>
-                <w:i w:val="0"/>
                 <w:color w:val="1A1A1A"/>
                 <w:sz w:val="22"/>
               </w:rPr>
@@ -3738,13 +3679,13 @@
                 <w:color w:val="1A1A1A"/>
                 <w:sz w:val="22"/>
               </w:rPr>
-              <w:t xml:space="preserve">B.  </w:t>
+              <w:t xml:space="preserve">A.  </w:t>
             </w:r>
             <w:r>
               <w:drawing>
                 <wp:inline xmlns:a="http://schemas.openxmlformats.org/drawingml/2006/main" xmlns:pic="http://schemas.openxmlformats.org/drawingml/2006/picture">
                   <wp:extent cx="1027176" cy="170688"/>
-                  <wp:docPr id="56" name="Picture 56"/>
+                  <wp:docPr id="55" name="Picture 55"/>
                   <wp:cNvGraphicFramePr>
                     <a:graphicFrameLocks noChangeAspect="1"/>
                   </wp:cNvGraphicFramePr>
@@ -3756,7 +3697,7 @@
                           <pic:cNvPicPr/>
                         </pic:nvPicPr>
                         <pic:blipFill>
-                          <a:blip r:embed="rId61"/>
+                          <a:blip r:embed="rId60"/>
                           <a:stretch>
                             <a:fillRect/>
                           </a:stretch>
@@ -3797,13 +3738,13 @@
                 <w:color w:val="1A1A1A"/>
                 <w:sz w:val="22"/>
               </w:rPr>
-              <w:t xml:space="preserve">C.  </w:t>
+              <w:t xml:space="preserve">B.  </w:t>
             </w:r>
             <w:r>
               <w:drawing>
                 <wp:inline xmlns:a="http://schemas.openxmlformats.org/drawingml/2006/main" xmlns:pic="http://schemas.openxmlformats.org/drawingml/2006/picture">
                   <wp:extent cx="963167" cy="146304"/>
-                  <wp:docPr id="57" name="Picture 57"/>
+                  <wp:docPr id="56" name="Picture 56"/>
                   <wp:cNvGraphicFramePr>
                     <a:graphicFrameLocks noChangeAspect="1"/>
                   </wp:cNvGraphicFramePr>
@@ -3815,6 +3756,65 @@
                           <pic:cNvPicPr/>
                         </pic:nvPicPr>
                         <pic:blipFill>
+                          <a:blip r:embed="rId61"/>
+                          <a:stretch>
+                            <a:fillRect/>
+                          </a:stretch>
+                        </pic:blipFill>
+                        <pic:spPr>
+                          <a:xfrm>
+                            <a:off x="0" y="0"/>
+                            <a:ext cx="963167" cy="146304"/>
+                          </a:xfrm>
+                          <a:prstGeom prst="rect"/>
+                        </pic:spPr>
+                      </pic:pic>
+                    </a:graphicData>
+                  </a:graphic>
+                </wp:inline>
+              </w:drawing>
+            </w:r>
+          </w:p>
+          <w:p>
+            <w:pPr>
+              <w:spacing w:before="40" w:after="40"/>
+              <w:ind w:left="1300" w:hanging="380"/>
+            </w:pPr>
+            <w:r>
+              <w:rPr>
+                <w:rFonts w:ascii="FreeSerif" w:hAnsi="FreeSerif" w:eastAsia="FreeSerif"/>
+                <w:b w:val="0"/>
+                <w:i w:val="0"/>
+                <w:color w:val="9E1B32"/>
+                <w:sz w:val="22"/>
+              </w:rPr>
+              <w:t xml:space="preserve">●   </w:t>
+            </w:r>
+            <w:r>
+              <w:rPr>
+                <w:b/>
+                <w:i w:val="0"/>
+                <w:color w:val="9E1B32"/>
+                <w:sz w:val="22"/>
+              </w:rPr>
+              <w:t xml:space="preserve">C.  </w:t>
+            </w:r>
+            <w:r>
+              <w:drawing>
+                <wp:inline xmlns:a="http://schemas.openxmlformats.org/drawingml/2006/main" xmlns:pic="http://schemas.openxmlformats.org/drawingml/2006/picture">
+                  <wp:extent cx="1030224" cy="170688"/>
+                  <wp:docPr id="57" name="Picture 57"/>
+                  <wp:cNvGraphicFramePr>
+                    <a:graphicFrameLocks noChangeAspect="1"/>
+                  </wp:cNvGraphicFramePr>
+                  <a:graphic>
+                    <a:graphicData uri="http://schemas.openxmlformats.org/drawingml/2006/picture">
+                      <pic:pic>
+                        <pic:nvPicPr>
+                          <pic:cNvPr id="0" name="e1290041129732ec.png"/>
+                          <pic:cNvPicPr/>
+                        </pic:nvPicPr>
+                        <pic:blipFill>
                           <a:blip r:embed="rId62"/>
                           <a:stretch>
                             <a:fillRect/>
@@ -3823,7 +3823,7 @@
                         <pic:spPr>
                           <a:xfrm>
                             <a:off x="0" y="0"/>
-                            <a:ext cx="963167" cy="146304"/>
+                            <a:ext cx="1030224" cy="170688"/>
                           </a:xfrm>
                           <a:prstGeom prst="rect"/>
                         </pic:spPr>
@@ -3905,7 +3905,7 @@
                 <w:color w:val="9E1B32"/>
                 <w:sz w:val="22"/>
               </w:rPr>
-              <w:t>A</w:t>
+              <w:t>C</w:t>
             </w:r>
           </w:p>
         </w:tc>
@@ -4045,7 +4045,7 @@
             <w:r>
               <w:drawing>
                 <wp:inline xmlns:a="http://schemas.openxmlformats.org/drawingml/2006/main" xmlns:pic="http://schemas.openxmlformats.org/drawingml/2006/picture">
-                  <wp:extent cx="216408" cy="143256"/>
+                  <wp:extent cx="475488" cy="146304"/>
                   <wp:docPr id="60" name="Picture 60"/>
                   <wp:cNvGraphicFramePr>
                     <a:graphicFrameLocks noChangeAspect="1"/>
@@ -4054,7 +4054,7 @@
                     <a:graphicData uri="http://schemas.openxmlformats.org/drawingml/2006/picture">
                       <pic:pic>
                         <pic:nvPicPr>
-                          <pic:cNvPr id="0" name="4d2fe7b52fb4b38d.png"/>
+                          <pic:cNvPr id="0" name="19d96ad675760137.png"/>
                           <pic:cNvPicPr/>
                         </pic:nvPicPr>
                         <pic:blipFill>
@@ -4066,7 +4066,66 @@
                         <pic:spPr>
                           <a:xfrm>
                             <a:off x="0" y="0"/>
-                            <a:ext cx="216408" cy="143256"/>
+                            <a:ext cx="475488" cy="146304"/>
+                          </a:xfrm>
+                          <a:prstGeom prst="rect"/>
+                        </pic:spPr>
+                      </pic:pic>
+                    </a:graphicData>
+                  </a:graphic>
+                </wp:inline>
+              </w:drawing>
+            </w:r>
+          </w:p>
+          <w:p>
+            <w:pPr>
+              <w:spacing w:before="40" w:after="40"/>
+              <w:ind w:left="1300" w:hanging="380"/>
+            </w:pPr>
+            <w:r>
+              <w:rPr>
+                <w:rFonts w:ascii="FreeSerif" w:hAnsi="FreeSerif" w:eastAsia="FreeSerif"/>
+                <w:b w:val="0"/>
+                <w:i w:val="0"/>
+                <w:color w:val="9E1B32"/>
+                <w:sz w:val="22"/>
+              </w:rPr>
+              <w:t xml:space="preserve">☒   </w:t>
+            </w:r>
+            <w:r>
+              <w:rPr>
+                <w:b/>
+                <w:i w:val="0"/>
+                <w:color w:val="9E1B32"/>
+                <w:sz w:val="22"/>
+              </w:rPr>
+              <w:t xml:space="preserve">B.  </w:t>
+            </w:r>
+            <w:r>
+              <w:drawing>
+                <wp:inline xmlns:a="http://schemas.openxmlformats.org/drawingml/2006/main" xmlns:pic="http://schemas.openxmlformats.org/drawingml/2006/picture">
+                  <wp:extent cx="176784" cy="185928"/>
+                  <wp:docPr id="61" name="Picture 61"/>
+                  <wp:cNvGraphicFramePr>
+                    <a:graphicFrameLocks noChangeAspect="1"/>
+                  </wp:cNvGraphicFramePr>
+                  <a:graphic>
+                    <a:graphicData uri="http://schemas.openxmlformats.org/drawingml/2006/picture">
+                      <pic:pic>
+                        <pic:nvPicPr>
+                          <pic:cNvPr id="0" name="30c28382e04d8628.png"/>
+                          <pic:cNvPicPr/>
+                        </pic:nvPicPr>
+                        <pic:blipFill>
+                          <a:blip r:embed="rId66"/>
+                          <a:stretch>
+                            <a:fillRect/>
+                          </a:stretch>
+                        </pic:blipFill>
+                        <pic:spPr>
+                          <a:xfrm>
+                            <a:off x="0" y="0"/>
+                            <a:ext cx="176784" cy="185928"/>
                           </a:xfrm>
                           <a:prstGeom prst="rect"/>
                         </pic:spPr>
@@ -4099,13 +4158,131 @@
                 <w:color w:val="1A1A1A"/>
                 <w:sz w:val="22"/>
               </w:rPr>
-              <w:t xml:space="preserve">B.  </w:t>
+              <w:t xml:space="preserve">C.  </w:t>
+            </w:r>
+            <w:r>
+              <w:drawing>
+                <wp:inline xmlns:a="http://schemas.openxmlformats.org/drawingml/2006/main" xmlns:pic="http://schemas.openxmlformats.org/drawingml/2006/picture">
+                  <wp:extent cx="326136" cy="115824"/>
+                  <wp:docPr id="62" name="Picture 62"/>
+                  <wp:cNvGraphicFramePr>
+                    <a:graphicFrameLocks noChangeAspect="1"/>
+                  </wp:cNvGraphicFramePr>
+                  <a:graphic>
+                    <a:graphicData uri="http://schemas.openxmlformats.org/drawingml/2006/picture">
+                      <pic:pic>
+                        <pic:nvPicPr>
+                          <pic:cNvPr id="0" name="2f02b636ba62a9d7.png"/>
+                          <pic:cNvPicPr/>
+                        </pic:nvPicPr>
+                        <pic:blipFill>
+                          <a:blip r:embed="rId67"/>
+                          <a:stretch>
+                            <a:fillRect/>
+                          </a:stretch>
+                        </pic:blipFill>
+                        <pic:spPr>
+                          <a:xfrm>
+                            <a:off x="0" y="0"/>
+                            <a:ext cx="326136" cy="115824"/>
+                          </a:xfrm>
+                          <a:prstGeom prst="rect"/>
+                        </pic:spPr>
+                      </pic:pic>
+                    </a:graphicData>
+                  </a:graphic>
+                </wp:inline>
+              </w:drawing>
+            </w:r>
+          </w:p>
+          <w:p>
+            <w:pPr>
+              <w:spacing w:before="40" w:after="40"/>
+              <w:ind w:left="1300" w:hanging="380"/>
+            </w:pPr>
+            <w:r>
+              <w:rPr>
+                <w:rFonts w:ascii="FreeSerif" w:hAnsi="FreeSerif" w:eastAsia="FreeSerif"/>
+                <w:b w:val="0"/>
+                <w:i w:val="0"/>
+                <w:color w:val="9E1B32"/>
+                <w:sz w:val="22"/>
+              </w:rPr>
+              <w:t xml:space="preserve">☒   </w:t>
+            </w:r>
+            <w:r>
+              <w:rPr>
+                <w:b/>
+                <w:i w:val="0"/>
+                <w:color w:val="9E1B32"/>
+                <w:sz w:val="22"/>
+              </w:rPr>
+              <w:t xml:space="preserve">D.  </w:t>
+            </w:r>
+            <w:r>
+              <w:drawing>
+                <wp:inline xmlns:a="http://schemas.openxmlformats.org/drawingml/2006/main" xmlns:pic="http://schemas.openxmlformats.org/drawingml/2006/picture">
+                  <wp:extent cx="329184" cy="143256"/>
+                  <wp:docPr id="63" name="Picture 63"/>
+                  <wp:cNvGraphicFramePr>
+                    <a:graphicFrameLocks noChangeAspect="1"/>
+                  </wp:cNvGraphicFramePr>
+                  <a:graphic>
+                    <a:graphicData uri="http://schemas.openxmlformats.org/drawingml/2006/picture">
+                      <pic:pic>
+                        <pic:nvPicPr>
+                          <pic:cNvPr id="0" name="f3d70d65dd4086ae.png"/>
+                          <pic:cNvPicPr/>
+                        </pic:nvPicPr>
+                        <pic:blipFill>
+                          <a:blip r:embed="rId68"/>
+                          <a:stretch>
+                            <a:fillRect/>
+                          </a:stretch>
+                        </pic:blipFill>
+                        <pic:spPr>
+                          <a:xfrm>
+                            <a:off x="0" y="0"/>
+                            <a:ext cx="329184" cy="143256"/>
+                          </a:xfrm>
+                          <a:prstGeom prst="rect"/>
+                        </pic:spPr>
+                      </pic:pic>
+                    </a:graphicData>
+                  </a:graphic>
+                </wp:inline>
+              </w:drawing>
+            </w:r>
+          </w:p>
+          <w:p>
+            <w:pPr>
+              <w:spacing w:before="40" w:after="40"/>
+              <w:ind w:left="1300" w:hanging="380"/>
+            </w:pPr>
+            <w:r>
+              <w:rPr>
+                <w:rFonts w:ascii="FreeSerif" w:hAnsi="FreeSerif" w:eastAsia="FreeSerif"/>
+                <w:b w:val="0"/>
+                <w:i w:val="0"/>
+                <w:color w:val="1A1A1A"/>
+                <w:sz w:val="22"/>
+              </w:rPr>
+              <w:t xml:space="preserve">☐   </w:t>
+            </w:r>
+            <w:r>
+              <w:rPr>
+                <w:b w:val="0"/>
+                <w:i w:val="0"/>
+                <w:color w:val="1A1A1A"/>
+                <w:sz w:val="22"/>
+              </w:rPr>
+              <w:t xml:space="preserve">E.  </w:t>
             </w:r>
             <w:r>
               <w:drawing>
                 <wp:inline xmlns:a="http://schemas.openxmlformats.org/drawingml/2006/main" xmlns:pic="http://schemas.openxmlformats.org/drawingml/2006/picture">
                   <wp:extent cx="313944" cy="170688"/>
-                  <wp:docPr id="61" name="Picture 61"/>
+                  <wp:docPr id="64" name="Picture 64"/>
                   <wp:cNvGraphicFramePr>
                     <a:graphicFrameLocks noChangeAspect="1"/>
                   </wp:cNvGraphicFramePr>
@@ -4117,7 +4294,7 @@
                           <pic:cNvPicPr/>
                         </pic:nvPicPr>
                         <pic:blipFill>
-                          <a:blip r:embed="rId66"/>
+                          <a:blip r:embed="rId69"/>
                           <a:stretch>
                             <a:fillRect/>
                           </a:stretch>
@@ -4158,189 +4335,12 @@
                 <w:color w:val="9E1B32"/>
                 <w:sz w:val="22"/>
               </w:rPr>
-              <w:t xml:space="preserve">C.  </w:t>
-            </w:r>
-            <w:r>
-              <w:drawing>
-                <wp:inline xmlns:a="http://schemas.openxmlformats.org/drawingml/2006/main" xmlns:pic="http://schemas.openxmlformats.org/drawingml/2006/picture">
-                  <wp:extent cx="475488" cy="146304"/>
-                  <wp:docPr id="62" name="Picture 62"/>
-                  <wp:cNvGraphicFramePr>
-                    <a:graphicFrameLocks noChangeAspect="1"/>
-                  </wp:cNvGraphicFramePr>
-                  <a:graphic>
-                    <a:graphicData uri="http://schemas.openxmlformats.org/drawingml/2006/picture">
-                      <pic:pic>
-                        <pic:nvPicPr>
-                          <pic:cNvPr id="0" name="19d96ad675760137.png"/>
-                          <pic:cNvPicPr/>
-                        </pic:nvPicPr>
-                        <pic:blipFill>
-                          <a:blip r:embed="rId67"/>
-                          <a:stretch>
-                            <a:fillRect/>
-                          </a:stretch>
-                        </pic:blipFill>
-                        <pic:spPr>
-                          <a:xfrm>
-                            <a:off x="0" y="0"/>
-                            <a:ext cx="475488" cy="146304"/>
-                          </a:xfrm>
-                          <a:prstGeom prst="rect"/>
-                        </pic:spPr>
-                      </pic:pic>
-                    </a:graphicData>
-                  </a:graphic>
-                </wp:inline>
-              </w:drawing>
-            </w:r>
-          </w:p>
-          <w:p>
-            <w:pPr>
-              <w:spacing w:before="40" w:after="40"/>
-              <w:ind w:left="1300" w:hanging="380"/>
-            </w:pPr>
-            <w:r>
-              <w:rPr>
-                <w:rFonts w:ascii="FreeSerif" w:hAnsi="FreeSerif" w:eastAsia="FreeSerif"/>
-                <w:b w:val="0"/>
-                <w:i w:val="0"/>
-                <w:color w:val="9E1B32"/>
-                <w:sz w:val="22"/>
-              </w:rPr>
-              <w:t xml:space="preserve">☒   </w:t>
-            </w:r>
-            <w:r>
-              <w:rPr>
-                <w:b/>
-                <w:i w:val="0"/>
-                <w:color w:val="9E1B32"/>
-                <w:sz w:val="22"/>
-              </w:rPr>
-              <w:t xml:space="preserve">D.  </w:t>
-            </w:r>
-            <w:r>
-              <w:drawing>
-                <wp:inline xmlns:a="http://schemas.openxmlformats.org/drawingml/2006/main" xmlns:pic="http://schemas.openxmlformats.org/drawingml/2006/picture">
-                  <wp:extent cx="176784" cy="185928"/>
-                  <wp:docPr id="63" name="Picture 63"/>
-                  <wp:cNvGraphicFramePr>
-                    <a:graphicFrameLocks noChangeAspect="1"/>
-                  </wp:cNvGraphicFramePr>
-                  <a:graphic>
-                    <a:graphicData uri="http://schemas.openxmlformats.org/drawingml/2006/picture">
-                      <pic:pic>
-                        <pic:nvPicPr>
-                          <pic:cNvPr id="0" name="30c28382e04d8628.png"/>
-                          <pic:cNvPicPr/>
-                        </pic:nvPicPr>
-                        <pic:blipFill>
-                          <a:blip r:embed="rId68"/>
-                          <a:stretch>
-                            <a:fillRect/>
-                          </a:stretch>
-                        </pic:blipFill>
-                        <pic:spPr>
-                          <a:xfrm>
-                            <a:off x="0" y="0"/>
-                            <a:ext cx="176784" cy="185928"/>
-                          </a:xfrm>
-                          <a:prstGeom prst="rect"/>
-                        </pic:spPr>
-                      </pic:pic>
-                    </a:graphicData>
-                  </a:graphic>
-                </wp:inline>
-              </w:drawing>
-            </w:r>
-          </w:p>
-          <w:p>
-            <w:pPr>
-              <w:spacing w:before="40" w:after="40"/>
-              <w:ind w:left="1300" w:hanging="380"/>
-            </w:pPr>
-            <w:r>
-              <w:rPr>
-                <w:rFonts w:ascii="FreeSerif" w:hAnsi="FreeSerif" w:eastAsia="FreeSerif"/>
-                <w:b w:val="0"/>
-                <w:i w:val="0"/>
-                <w:color w:val="9E1B32"/>
-                <w:sz w:val="22"/>
-              </w:rPr>
-              <w:t xml:space="preserve">☒   </w:t>
-            </w:r>
-            <w:r>
-              <w:rPr>
-                <w:b/>
-                <w:i w:val="0"/>
-                <w:color w:val="9E1B32"/>
-                <w:sz w:val="22"/>
-              </w:rPr>
-              <w:t xml:space="preserve">E.  </w:t>
-            </w:r>
-            <w:r>
-              <w:drawing>
-                <wp:inline xmlns:a="http://schemas.openxmlformats.org/drawingml/2006/main" xmlns:pic="http://schemas.openxmlformats.org/drawingml/2006/picture">
-                  <wp:extent cx="329184" cy="143256"/>
-                  <wp:docPr id="64" name="Picture 64"/>
-                  <wp:cNvGraphicFramePr>
-                    <a:graphicFrameLocks noChangeAspect="1"/>
-                  </wp:cNvGraphicFramePr>
-                  <a:graphic>
-                    <a:graphicData uri="http://schemas.openxmlformats.org/drawingml/2006/picture">
-                      <pic:pic>
-                        <pic:nvPicPr>
-                          <pic:cNvPr id="0" name="f3d70d65dd4086ae.png"/>
-                          <pic:cNvPicPr/>
-                        </pic:nvPicPr>
-                        <pic:blipFill>
-                          <a:blip r:embed="rId69"/>
-                          <a:stretch>
-                            <a:fillRect/>
-                          </a:stretch>
-                        </pic:blipFill>
-                        <pic:spPr>
-                          <a:xfrm>
-                            <a:off x="0" y="0"/>
-                            <a:ext cx="329184" cy="143256"/>
-                          </a:xfrm>
-                          <a:prstGeom prst="rect"/>
-                        </pic:spPr>
-                      </pic:pic>
-                    </a:graphicData>
-                  </a:graphic>
-                </wp:inline>
-              </w:drawing>
-            </w:r>
-          </w:p>
-          <w:p>
-            <w:pPr>
-              <w:spacing w:before="40" w:after="40"/>
-              <w:ind w:left="1300" w:hanging="380"/>
-            </w:pPr>
-            <w:r>
-              <w:rPr>
-                <w:rFonts w:ascii="FreeSerif" w:hAnsi="FreeSerif" w:eastAsia="FreeSerif"/>
-                <w:b w:val="0"/>
-                <w:i w:val="0"/>
-                <w:color w:val="1A1A1A"/>
-                <w:sz w:val="22"/>
-              </w:rPr>
-              <w:t xml:space="preserve">☐   </w:t>
-            </w:r>
-            <w:r>
-              <w:rPr>
-                <w:b w:val="0"/>
-                <w:i w:val="0"/>
-                <w:color w:val="1A1A1A"/>
-                <w:sz w:val="22"/>
-              </w:rPr>
               <w:t xml:space="preserve">F.  </w:t>
             </w:r>
             <w:r>
               <w:drawing>
                 <wp:inline xmlns:a="http://schemas.openxmlformats.org/drawingml/2006/main" xmlns:pic="http://schemas.openxmlformats.org/drawingml/2006/picture">
-                  <wp:extent cx="326136" cy="115824"/>
+                  <wp:extent cx="216408" cy="143256"/>
                   <wp:docPr id="65" name="Picture 65"/>
                   <wp:cNvGraphicFramePr>
                     <a:graphicFrameLocks noChangeAspect="1"/>
@@ -4349,7 +4349,7 @@
                     <a:graphicData uri="http://schemas.openxmlformats.org/drawingml/2006/picture">
                       <pic:pic>
                         <pic:nvPicPr>
-                          <pic:cNvPr id="0" name="2f02b636ba62a9d7.png"/>
+                          <pic:cNvPr id="0" name="4d2fe7b52fb4b38d.png"/>
                           <pic:cNvPicPr/>
                         </pic:nvPicPr>
                         <pic:blipFill>
@@ -4361,7 +4361,7 @@
                         <pic:spPr>
                           <a:xfrm>
                             <a:off x="0" y="0"/>
-                            <a:ext cx="326136" cy="115824"/>
+                            <a:ext cx="216408" cy="143256"/>
                           </a:xfrm>
                           <a:prstGeom prst="rect"/>
                         </pic:spPr>
@@ -4384,7 +4384,7 @@
                 <w:color w:val="9E1B32"/>
                 <w:sz w:val="22"/>
               </w:rPr>
-              <w:t>A, C, D and E</w:t>
+              <w:t>A, B, D and F</w:t>
             </w:r>
           </w:p>
         </w:tc>

--- a/a7/packages/A7 Unit 4 - Solving Problems with Rational Numbers/Answer Keys/A7 4.07  Question Bank - Additional Key.docx
+++ b/a7/packages/A7 Unit 4 - Solving Problems with Rational Numbers/Answer Keys/A7 4.07  Question Bank - Additional Key.docx
@@ -2323,7 +2323,7 @@
                 <w:color w:val="1A1A1A"/>
                 <w:sz w:val="22"/>
               </w:rPr>
-              <w:t xml:space="preserve"> in metres per second. Find </w:t>
+              <w:t xml:space="preserve"> in meters per second. Find </w:t>
             </w:r>
             <w:r>
               <w:drawing>
